--- a/Mapped Curriculum Lesson - Supplemental Material/Grade 8/Lesson 29 - Updating 2D List Cells/Updating 2D List Cells - Worksheet.docx
+++ b/Mapped Curriculum Lesson - Supplemental Material/Grade 8/Lesson 29 - Updating 2D List Cells/Updating 2D List Cells - Worksheet.docx
@@ -1215,7 +1215,72 @@
         <w:rPr>
           <w:color w:val="080808"/>
         </w:rPr>
-        <w:t>Let the user choose a valid row and update both its club name and member count. Display the selected row before and after the two assignments.</w:t>
+        <w:t xml:space="preserve">Ask for a row from 0 to 2 and store it in [row]. Display </w:t>
+      </w:r>
+      <w:r>
+        <w:rPr>
+          <w:color w:val="067D17"/>
+          <w:rFonts w:ascii="Consolas" w:hAnsi="Consolas"/>
+        </w:rPr>
+        <w:t>"Before:"</w:t>
+      </w:r>
+      <w:r>
+        <w:rPr>
+          <w:color w:val="080808"/>
+        </w:rPr>
+        <w:t xml:space="preserve"> followed by [clubs][row]. Ask for a new club name and member count and store them in [new_name] and [new_members]. Update both cells in the selected row, then display </w:t>
+      </w:r>
+      <w:r>
+        <w:rPr>
+          <w:color w:val="067D17"/>
+          <w:rFonts w:ascii="Consolas" w:hAnsi="Consolas"/>
+        </w:rPr>
+        <w:t>"After:"</w:t>
+      </w:r>
+      <w:r>
+        <w:rPr>
+          <w:color w:val="080808"/>
+        </w:rPr>
+        <w:t xml:space="preserve"> followed by the updated row. Test row 1, </w:t>
+      </w:r>
+      <w:r>
+        <w:rPr>
+          <w:color w:val="067D17"/>
+          <w:rFonts w:ascii="Consolas" w:hAnsi="Consolas"/>
+        </w:rPr>
+        <w:t>"Robotics"</w:t>
+      </w:r>
+      <w:r>
+        <w:rPr>
+          <w:color w:val="080808"/>
+        </w:rPr>
+        <w:t xml:space="preserve"> and 22; display </w:t>
+      </w:r>
+      <w:r>
+        <w:rPr>
+          <w:color w:val="067D17"/>
+          <w:rFonts w:ascii="Consolas" w:hAnsi="Consolas"/>
+        </w:rPr>
+        <w:t>"Before: ['Chess', 18]"</w:t>
+      </w:r>
+      <w:r>
+        <w:rPr>
+          <w:color w:val="080808"/>
+        </w:rPr>
+        <w:t xml:space="preserve"> and </w:t>
+      </w:r>
+      <w:r>
+        <w:rPr>
+          <w:color w:val="067D17"/>
+          <w:rFonts w:ascii="Consolas" w:hAnsi="Consolas"/>
+        </w:rPr>
+        <w:t>"After: ['Robotics', 22]"</w:t>
+      </w:r>
+      <w:r>
+        <w:rPr>
+          <w:color w:val="080808"/>
+        </w:rPr>
+        <w:t>.</w:t>
       </w:r>
     </w:p>
     <w:p>
@@ -1242,7 +1307,59 @@
         <w:rPr>
           <w:color w:val="080808"/>
         </w:rPr>
-        <w:t>Create a three-row stock table containing item name and quantity. Ask for a valid row and a delivery amount, add that amount to the existing quantity, then display the updated record and every item quantity.</w:t>
+        <w:t>Store the rows [</w:t>
+      </w:r>
+      <w:r>
+        <w:rPr>
+          <w:color w:val="067D17"/>
+          <w:rFonts w:ascii="Consolas" w:hAnsi="Consolas"/>
+        </w:rPr>
+        <w:t>'Pens'</w:t>
+      </w:r>
+      <w:r>
+        <w:rPr>
+          <w:color w:val="080808"/>
+        </w:rPr>
+        <w:t>, 10], [</w:t>
+      </w:r>
+      <w:r>
+        <w:rPr>
+          <w:color w:val="067D17"/>
+          <w:rFonts w:ascii="Consolas" w:hAnsi="Consolas"/>
+        </w:rPr>
+        <w:t>'Books'</w:t>
+      </w:r>
+      <w:r>
+        <w:rPr>
+          <w:color w:val="080808"/>
+        </w:rPr>
+        <w:t>, 6] and [</w:t>
+      </w:r>
+      <w:r>
+        <w:rPr>
+          <w:color w:val="067D17"/>
+          <w:rFonts w:ascii="Consolas" w:hAnsi="Consolas"/>
+        </w:rPr>
+        <w:t>'Tape'</w:t>
+      </w:r>
+      <w:r>
+        <w:rPr>
+          <w:color w:val="080808"/>
+        </w:rPr>
+        <w:t>, 4] in [stock]. Ask for a row from 0 to 2 and store it in [row]. Ask for a delivery amount and store it in [delivery], then add [delivery] to the quantity at [stock][row][1]. Display the updated row followed by every item name and quantity. Test row 2 and delivery 3; the updated row must be [</w:t>
+      </w:r>
+      <w:r>
+        <w:rPr>
+          <w:color w:val="067D17"/>
+          <w:rFonts w:ascii="Consolas" w:hAnsi="Consolas"/>
+        </w:rPr>
+        <w:t>'Tape'</w:t>
+      </w:r>
+      <w:r>
+        <w:rPr>
+          <w:color w:val="080808"/>
+        </w:rPr>
+        <w:t>, 7].</w:t>
       </w:r>
     </w:p>
     <w:p>

--- a/Mapped Curriculum Lesson - Supplemental Material/Grade 8/Lesson 29 - Updating 2D List Cells/Updating 2D List Cells - Worksheet.docx
+++ b/Mapped Curriculum Lesson - Supplemental Material/Grade 8/Lesson 29 - Updating 2D List Cells/Updating 2D List Cells - Worksheet.docx
@@ -1112,20 +1112,38 @@
         <w:rPr>
           <w:color w:val="080808"/>
         </w:rPr>
-        <w:t xml:space="preserve">Change the second input so the user adds members instead of replacing the total. Test row 2 and add 2; </w:t>
+        <w:t xml:space="preserve">Change the example's second input so it asks how many members to add, stored in </w:t>
+      </w:r>
+      <w:r>
+        <w:rPr>
+          <w:color w:val="6A1B9A"/>
+          <w:rFonts w:ascii="JetBrains Mono" w:hAnsi="JetBrains Mono"/>
+          <w:sz w:val="20"/>
+          <w:szCs w:val="20"/>
+          <w:shd w:val="clear" w:color="auto" w:fill="ECEAF4"/>
+        </w:rPr>
+        <w:t> members_to_add </w:t>
+      </w:r>
+      <w:r>
+        <w:rPr>
+          <w:color w:val="080808"/>
+        </w:rPr>
+        <w:t xml:space="preserve">. Add it to the selected row's member count instead of replacing it. For example, row 2 and 2 display </w:t>
       </w:r>
       <w:r>
         <w:rPr>
           <w:color w:val="067D17"/>
-          <w:rFonts w:ascii="Consolas" w:hAnsi="Consolas"/>
-        </w:rPr>
-        <w:t>"Code"</w:t>
-      </w:r>
-      <w:r>
-        <w:rPr>
-          <w:color w:val="080808"/>
-        </w:rPr>
-        <w:t xml:space="preserve"> should have 17 members and the other records should stay unchanged.</w:t>
+          <w:rFonts w:ascii="JetBrains Mono" w:hAnsi="JetBrains Mono"/>
+          <w:sz w:val="20"/>
+          <w:szCs w:val="20"/>
+        </w:rPr>
+        <w:t>"Updated record: ['Code', 17]"</w:t>
+      </w:r>
+      <w:r>
+        <w:rPr>
+          <w:color w:val="080808"/>
+        </w:rPr>
+        <w:t>.</w:t>
       </w:r>
     </w:p>
     <w:p w14:noSpellErr="1">
@@ -1215,12 +1233,14 @@
         <w:rPr>
           <w:color w:val="080808"/>
         </w:rPr>
-        <w:t xml:space="preserve">Ask for a row from 0 to 2 and store it in [row]. Display </w:t>
+        <w:t xml:space="preserve">Change the example so it replaces a whole record. Display the chosen row after </w:t>
       </w:r>
       <w:r>
         <w:rPr>
           <w:color w:val="067D17"/>
-          <w:rFonts w:ascii="Consolas" w:hAnsi="Consolas"/>
+          <w:rFonts w:ascii="JetBrains Mono" w:hAnsi="JetBrains Mono"/>
+          <w:sz w:val="20"/>
+          <w:szCs w:val="20"/>
         </w:rPr>
         <w:t>"Before:"</w:t>
       </w:r>
@@ -1228,12 +1248,46 @@
         <w:rPr>
           <w:color w:val="080808"/>
         </w:rPr>
-        <w:t xml:space="preserve"> followed by [clubs][row]. Ask for a new club name and member count and store them in [new_name] and [new_members]. Update both cells in the selected row, then display </w:t>
+        <w:t xml:space="preserve">, ask for </w:t>
+      </w:r>
+      <w:r>
+        <w:rPr>
+          <w:color w:val="6A1B9A"/>
+          <w:rFonts w:ascii="JetBrains Mono" w:hAnsi="JetBrains Mono"/>
+          <w:sz w:val="20"/>
+          <w:szCs w:val="20"/>
+          <w:shd w:val="clear" w:color="auto" w:fill="ECEAF4"/>
+        </w:rPr>
+        <w:t> new_name </w:t>
+      </w:r>
+      <w:r>
+        <w:rPr>
+          <w:color w:val="080808"/>
+        </w:rPr>
+        <w:t xml:space="preserve"> and </w:t>
+      </w:r>
+      <w:r>
+        <w:rPr>
+          <w:color w:val="6A1B9A"/>
+          <w:rFonts w:ascii="JetBrains Mono" w:hAnsi="JetBrains Mono"/>
+          <w:sz w:val="20"/>
+          <w:szCs w:val="20"/>
+          <w:shd w:val="clear" w:color="auto" w:fill="ECEAF4"/>
+        </w:rPr>
+        <w:t> new_members </w:t>
+      </w:r>
+      <w:r>
+        <w:rPr>
+          <w:color w:val="080808"/>
+        </w:rPr>
+        <w:t xml:space="preserve">, update both values, then display the row after </w:t>
       </w:r>
       <w:r>
         <w:rPr>
           <w:color w:val="067D17"/>
-          <w:rFonts w:ascii="Consolas" w:hAnsi="Consolas"/>
+          <w:rFonts w:ascii="JetBrains Mono" w:hAnsi="JetBrains Mono"/>
+          <w:sz w:val="20"/>
+          <w:szCs w:val="20"/>
         </w:rPr>
         <w:t>"After:"</w:t>
       </w:r>
@@ -1241,12 +1295,14 @@
         <w:rPr>
           <w:color w:val="080808"/>
         </w:rPr>
-        <w:t xml:space="preserve"> followed by the updated row. Test row 1, </w:t>
+        <w:t xml:space="preserve">. For example, row 1, </w:t>
       </w:r>
       <w:r>
         <w:rPr>
           <w:color w:val="067D17"/>
-          <w:rFonts w:ascii="Consolas" w:hAnsi="Consolas"/>
+          <w:rFonts w:ascii="JetBrains Mono" w:hAnsi="JetBrains Mono"/>
+          <w:sz w:val="20"/>
+          <w:szCs w:val="20"/>
         </w:rPr>
         <w:t>"Robotics"</w:t>
       </w:r>
@@ -1254,112 +1310,125 @@
         <w:rPr>
           <w:color w:val="080808"/>
         </w:rPr>
-        <w:t xml:space="preserve"> and 22; display </w:t>
+        <w:t xml:space="preserve"> and 22 display </w:t>
       </w:r>
       <w:r>
         <w:rPr>
           <w:color w:val="067D17"/>
-          <w:rFonts w:ascii="Consolas" w:hAnsi="Consolas"/>
-        </w:rPr>
-        <w:t>"Before: ['Chess', 18]"</w:t>
-      </w:r>
-      <w:r>
-        <w:rPr>
-          <w:color w:val="080808"/>
-        </w:rPr>
-        <w:t xml:space="preserve"> and </w:t>
+          <w:rFonts w:ascii="JetBrains Mono" w:hAnsi="JetBrains Mono"/>
+          <w:sz w:val="20"/>
+          <w:szCs w:val="20"/>
+        </w:rPr>
+        <w:t>"After: ['Robotics', 22]"</w:t>
+      </w:r>
+      <w:r>
+        <w:rPr>
+          <w:color w:val="080808"/>
+        </w:rPr>
+        <w:t>.</w:t>
+      </w:r>
+    </w:p>
+    <w:p>
+      <w:pPr>
+        <w:spacing w:before="0" w:after="0" w:line="120" w:lineRule="exact"/>
+      </w:pPr>
+    </w:p>
+    <w:p>
+      <w:pPr>
+        <w:pStyle w:val="Heading2"/>
+      </w:pPr>
+      <w:r>
+        <w:t>Challenge 3</w:t>
+      </w:r>
+    </w:p>
+    <w:p>
+      <w:pPr>
+        <w:spacing w:line="276" w:lineRule="auto" w:before="0" w:after="0"/>
+        <w:rPr>
+          <w:noProof/>
+        </w:rPr>
+      </w:pPr>
+      <w:r>
+        <w:rPr>
+          <w:color w:val="080808"/>
+        </w:rPr>
+        <w:t xml:space="preserve">Create a 2D </w:t>
+      </w:r>
+      <w:r>
+        <w:rPr>
+          <w:color w:val="1750EB"/>
+          <w:rFonts w:ascii="JetBrains Mono" w:hAnsi="JetBrains Mono"/>
+          <w:sz w:val="20"/>
+          <w:szCs w:val="20"/>
+        </w:rPr>
+        <w:t>list</w:t>
+      </w:r>
+      <w:r>
+        <w:rPr>
+          <w:color w:val="080808"/>
+        </w:rPr>
+        <w:t xml:space="preserve"> called </w:t>
+      </w:r>
+      <w:r>
+        <w:rPr>
+          <w:color w:val="6A1B9A"/>
+          <w:rFonts w:ascii="JetBrains Mono" w:hAnsi="JetBrains Mono"/>
+          <w:sz w:val="20"/>
+          <w:szCs w:val="20"/>
+          <w:shd w:val="clear" w:color="auto" w:fill="ECEAF4"/>
+        </w:rPr>
+        <w:t> stock </w:t>
+      </w:r>
+      <w:r>
+        <w:rPr>
+          <w:color w:val="080808"/>
+        </w:rPr>
+        <w:t xml:space="preserve"> with rows [</w:t>
       </w:r>
       <w:r>
         <w:rPr>
           <w:color w:val="067D17"/>
-          <w:rFonts w:ascii="Consolas" w:hAnsi="Consolas"/>
-        </w:rPr>
-        <w:t>"After: ['Robotics', 22]"</w:t>
-      </w:r>
-      <w:r>
-        <w:rPr>
-          <w:color w:val="080808"/>
-        </w:rPr>
-        <w:t>.</w:t>
-      </w:r>
-    </w:p>
-    <w:p>
-      <w:pPr>
-        <w:spacing w:before="0" w:after="0" w:line="120" w:lineRule="exact"/>
-      </w:pPr>
-    </w:p>
-    <w:p>
-      <w:pPr>
-        <w:pStyle w:val="Heading2"/>
-      </w:pPr>
-      <w:r>
-        <w:t>Challenge 3</w:t>
-      </w:r>
-    </w:p>
-    <w:p>
-      <w:pPr>
-        <w:spacing w:line="276" w:lineRule="auto" w:before="0" w:after="0"/>
-        <w:rPr>
-          <w:noProof/>
-        </w:rPr>
-      </w:pPr>
-      <w:r>
-        <w:rPr>
-          <w:color w:val="080808"/>
-        </w:rPr>
-        <w:t>Store the rows [</w:t>
+          <w:rFonts w:ascii="JetBrains Mono" w:hAnsi="JetBrains Mono"/>
+          <w:sz w:val="20"/>
+          <w:szCs w:val="20"/>
+        </w:rPr>
+        <w:t>"Pens"</w:t>
+      </w:r>
+      <w:r>
+        <w:rPr>
+          <w:color w:val="080808"/>
+        </w:rPr>
+        <w:t>, 10], [</w:t>
       </w:r>
       <w:r>
         <w:rPr>
           <w:color w:val="067D17"/>
-          <w:rFonts w:ascii="Consolas" w:hAnsi="Consolas"/>
-        </w:rPr>
-        <w:t>'Pens'</w:t>
-      </w:r>
-      <w:r>
-        <w:rPr>
-          <w:color w:val="080808"/>
-        </w:rPr>
-        <w:t>, 10], [</w:t>
+          <w:rFonts w:ascii="JetBrains Mono" w:hAnsi="JetBrains Mono"/>
+          <w:sz w:val="20"/>
+          <w:szCs w:val="20"/>
+        </w:rPr>
+        <w:t>"Books"</w:t>
+      </w:r>
+      <w:r>
+        <w:rPr>
+          <w:color w:val="080808"/>
+        </w:rPr>
+        <w:t>, 6] and [</w:t>
       </w:r>
       <w:r>
         <w:rPr>
           <w:color w:val="067D17"/>
-          <w:rFonts w:ascii="Consolas" w:hAnsi="Consolas"/>
-        </w:rPr>
-        <w:t>'Books'</w:t>
-      </w:r>
-      <w:r>
-        <w:rPr>
-          <w:color w:val="080808"/>
-        </w:rPr>
-        <w:t>, 6] and [</w:t>
-      </w:r>
-      <w:r>
-        <w:rPr>
-          <w:color w:val="067D17"/>
-          <w:rFonts w:ascii="Consolas" w:hAnsi="Consolas"/>
-        </w:rPr>
-        <w:t>'Tape'</w:t>
-      </w:r>
-      <w:r>
-        <w:rPr>
-          <w:color w:val="080808"/>
-        </w:rPr>
-        <w:t>, 4] in [stock]. Ask for a row from 0 to 2 and store it in [row]. Ask for a delivery amount and store it in [delivery], then add [delivery] to the quantity at [stock][row][1]. Display the updated row followed by every item name and quantity. Test row 2 and delivery 3; the updated row must be [</w:t>
-      </w:r>
-      <w:r>
-        <w:rPr>
-          <w:color w:val="067D17"/>
-          <w:rFonts w:ascii="Consolas" w:hAnsi="Consolas"/>
-        </w:rPr>
-        <w:t>'Tape'</w:t>
-      </w:r>
-      <w:r>
-        <w:rPr>
-          <w:color w:val="080808"/>
-        </w:rPr>
-        <w:t>, 7].</w:t>
+          <w:rFonts w:ascii="JetBrains Mono" w:hAnsi="JetBrains Mono"/>
+          <w:sz w:val="20"/>
+          <w:szCs w:val="20"/>
+        </w:rPr>
+        <w:t>"Tape"</w:t>
+      </w:r>
+      <w:r>
+        <w:rPr>
+          <w:color w:val="080808"/>
+        </w:rPr>
+        <w:t>, 4]. Ask for a row, a delivery amount and a number sold. Add the delivery and subtract the sales from that row's quantity. Display the updated row, then every item and quantity on separate lines.</w:t>
       </w:r>
     </w:p>
     <w:p>
